--- a/ia-teoria/semana7/Variables aleatorias.docx
+++ b/ia-teoria/semana7/Variables aleatorias.docx
@@ -2,6 +2,25 @@
 <file path=word/document.xml><?xml version="1.0" encoding="utf-8"?>
 <w:document xmlns:wpc="http://schemas.microsoft.com/office/word/2010/wordprocessingCanvas" xmlns:cx="http://schemas.microsoft.com/office/drawing/2014/chartex" xmlns:cx1="http://schemas.microsoft.com/office/drawing/2015/9/8/chartex" xmlns:cx2="http://schemas.microsoft.com/office/drawing/2015/10/21/chartex" xmlns:cx3="http://schemas.microsoft.com/office/drawing/2016/5/9/chartex" xmlns:cx4="http://schemas.microsoft.com/office/drawing/2016/5/10/chartex" xmlns:cx5="http://schemas.microsoft.com/office/drawing/2016/5/11/chartex" xmlns:cx6="http://schemas.microsoft.com/office/drawing/2016/5/12/chartex" xmlns:cx7="http://schemas.microsoft.com/office/drawing/2016/5/13/chartex" xmlns:cx8="http://schemas.microsoft.com/office/drawing/2016/5/14/chartex" xmlns:mc="http://schemas.openxmlformats.org/markup-compatibility/2006" xmlns:aink="http://schemas.microsoft.com/office/drawing/2016/ink" xmlns:am3d="http://schemas.microsoft.com/office/drawing/2017/model3d" xmlns:o="urn:schemas-microsoft-com:office:office" xmlns:oel="http://schemas.microsoft.com/office/2019/extlst" xmlns:r="http://schemas.openxmlformats.org/officeDocument/2006/relationships" xmlns:m="http://schemas.openxmlformats.org/officeDocument/2006/math" xmlns:v="urn:schemas-microsoft-com:vml" xmlns:wp14="http://schemas.microsoft.com/office/word/2010/wordprocessingDrawing" xmlns:wp="http://schemas.openxmlformats.org/drawingml/2006/wordprocessingDrawing" xmlns:w10="urn:schemas-microsoft-com:office:word" xmlns:w="http://schemas.openxmlformats.org/wordprocessingml/2006/main" xmlns:w14="http://schemas.microsoft.com/office/word/2010/wordml" xmlns:w15="http://schemas.microsoft.com/office/word/2012/wordml" xmlns:w16cex="http://schemas.microsoft.com/office/word/2018/wordml/cex" xmlns:w16cid="http://schemas.microsoft.com/office/word/2016/wordml/cid" xmlns:w16="http://schemas.microsoft.com/office/word/2018/wordml" xmlns:w16du="http://schemas.microsoft.com/office/word/2023/wordml/word16du" xmlns:w16sdtdh="http://schemas.microsoft.com/office/word/2020/wordml/sdtdatahash" xmlns:w16sdtfl="http://schemas.microsoft.com/office/word/2024/wordml/sdtformatlock" xmlns:w16se="http://schemas.microsoft.com/office/word/2015/wordml/symex" xmlns:wpg="http://schemas.microsoft.com/office/word/2010/wordprocessingGroup" xmlns:wpi="http://schemas.microsoft.com/office/word/2010/wordprocessingInk" xmlns:wne="http://schemas.microsoft.com/office/word/2006/wordml" xmlns:wps="http://schemas.microsoft.com/office/word/2010/wordprocessingShape" mc:Ignorable="w14 w15 w16se w16cid w16 w16cex w16sdtdh w16sdtfl w16du wp14">
   <w:body>
+    <w:p>
+      <w:pPr>
+        <w:rPr>
+          <w:b/>
+          <w:bCs/>
+          <w:sz w:val="36"/>
+          <w:szCs w:val="36"/>
+        </w:rPr>
+      </w:pPr>
+      <w:r>
+        <w:rPr>
+          <w:b/>
+          <w:bCs/>
+          <w:sz w:val="36"/>
+          <w:szCs w:val="36"/>
+        </w:rPr>
+        <w:t>Parte I</w:t>
+      </w:r>
+    </w:p>
     <w:p>
       <w:pPr>
         <w:rPr>
@@ -1082,7 +1101,667 @@
         </w:drawing>
       </w:r>
     </w:p>
+    <w:p>
+      <w:pPr>
+        <w:rPr>
+          <w:b/>
+          <w:bCs/>
+          <w:sz w:val="36"/>
+          <w:szCs w:val="36"/>
+        </w:rPr>
+      </w:pPr>
+    </w:p>
+    <w:p>
+      <w:pPr>
+        <w:rPr>
+          <w:b/>
+          <w:bCs/>
+          <w:sz w:val="36"/>
+          <w:szCs w:val="36"/>
+        </w:rPr>
+      </w:pPr>
+    </w:p>
+    <w:p>
+      <w:pPr>
+        <w:rPr>
+          <w:b/>
+          <w:bCs/>
+          <w:sz w:val="36"/>
+          <w:szCs w:val="36"/>
+        </w:rPr>
+      </w:pPr>
+    </w:p>
+    <w:p>
+      <w:pPr>
+        <w:rPr>
+          <w:b/>
+          <w:bCs/>
+          <w:sz w:val="36"/>
+          <w:szCs w:val="36"/>
+        </w:rPr>
+      </w:pPr>
+    </w:p>
+    <w:p>
+      <w:pPr>
+        <w:rPr>
+          <w:b/>
+          <w:bCs/>
+          <w:sz w:val="36"/>
+          <w:szCs w:val="36"/>
+        </w:rPr>
+      </w:pPr>
+      <w:r>
+        <w:rPr>
+          <w:b/>
+          <w:bCs/>
+          <w:sz w:val="36"/>
+          <w:szCs w:val="36"/>
+        </w:rPr>
+        <w:lastRenderedPageBreak/>
+        <w:t>Parte II</w:t>
+      </w:r>
+    </w:p>
+    <w:p>
+      <w:r>
+        <w:rPr>
+          <w:noProof/>
+        </w:rPr>
+        <w:drawing>
+          <wp:anchor distT="0" distB="0" distL="114300" distR="114300" simplePos="0" relativeHeight="251659264" behindDoc="0" locked="0" layoutInCell="1" allowOverlap="1" wp14:anchorId="57F1BB76" wp14:editId="313681AD">
+            <wp:simplePos x="0" y="0"/>
+            <wp:positionH relativeFrom="margin">
+              <wp:align>right</wp:align>
+            </wp:positionH>
+            <wp:positionV relativeFrom="paragraph">
+              <wp:posOffset>375285</wp:posOffset>
+            </wp:positionV>
+            <wp:extent cx="5400040" cy="3101975"/>
+            <wp:effectExtent l="0" t="0" r="0" b="3175"/>
+            <wp:wrapSquare wrapText="bothSides"/>
+            <wp:docPr id="403512408" name="Imagen 1"/>
+            <wp:cNvGraphicFramePr>
+              <a:graphicFrameLocks xmlns:a="http://schemas.openxmlformats.org/drawingml/2006/main" noChangeAspect="1"/>
+            </wp:cNvGraphicFramePr>
+            <a:graphic xmlns:a="http://schemas.openxmlformats.org/drawingml/2006/main">
+              <a:graphicData uri="http://schemas.openxmlformats.org/drawingml/2006/picture">
+                <pic:pic xmlns:pic="http://schemas.openxmlformats.org/drawingml/2006/picture">
+                  <pic:nvPicPr>
+                    <pic:cNvPr id="403512408" name=""/>
+                    <pic:cNvPicPr/>
+                  </pic:nvPicPr>
+                  <pic:blipFill>
+                    <a:blip r:embed="rId13">
+                      <a:extLst>
+                        <a:ext uri="{28A0092B-C50C-407E-A947-70E740481C1C}">
+                          <a14:useLocalDpi xmlns:a14="http://schemas.microsoft.com/office/drawing/2010/main" val="0"/>
+                        </a:ext>
+                      </a:extLst>
+                    </a:blip>
+                    <a:stretch>
+                      <a:fillRect/>
+                    </a:stretch>
+                  </pic:blipFill>
+                  <pic:spPr>
+                    <a:xfrm>
+                      <a:off x="0" y="0"/>
+                      <a:ext cx="5400040" cy="3101975"/>
+                    </a:xfrm>
+                    <a:prstGeom prst="rect">
+                      <a:avLst/>
+                    </a:prstGeom>
+                  </pic:spPr>
+                </pic:pic>
+              </a:graphicData>
+            </a:graphic>
+          </wp:anchor>
+        </w:drawing>
+      </w:r>
+      <w:r>
+        <w:t xml:space="preserve">Se escogió el </w:t>
+      </w:r>
+      <w:r>
+        <w:t>data set</w:t>
+      </w:r>
+      <w:r>
+        <w:t xml:space="preserve"> de precios de casas</w:t>
+      </w:r>
+    </w:p>
+    <w:p>
+      <w:r>
+        <w:rPr>
+          <w:noProof/>
+        </w:rPr>
+        <w:drawing>
+          <wp:anchor distT="0" distB="0" distL="114300" distR="114300" simplePos="0" relativeHeight="251658240" behindDoc="0" locked="0" layoutInCell="1" allowOverlap="1" wp14:anchorId="03100D8E" wp14:editId="1826A09B">
+            <wp:simplePos x="0" y="0"/>
+            <wp:positionH relativeFrom="margin">
+              <wp:align>center</wp:align>
+            </wp:positionH>
+            <wp:positionV relativeFrom="paragraph">
+              <wp:posOffset>3663950</wp:posOffset>
+            </wp:positionV>
+            <wp:extent cx="3778885" cy="3932555"/>
+            <wp:effectExtent l="0" t="0" r="0" b="0"/>
+            <wp:wrapSquare wrapText="bothSides"/>
+            <wp:docPr id="1879205638" name="Imagen 1"/>
+            <wp:cNvGraphicFramePr>
+              <a:graphicFrameLocks xmlns:a="http://schemas.openxmlformats.org/drawingml/2006/main" noChangeAspect="1"/>
+            </wp:cNvGraphicFramePr>
+            <a:graphic xmlns:a="http://schemas.openxmlformats.org/drawingml/2006/main">
+              <a:graphicData uri="http://schemas.openxmlformats.org/drawingml/2006/picture">
+                <pic:pic xmlns:pic="http://schemas.openxmlformats.org/drawingml/2006/picture">
+                  <pic:nvPicPr>
+                    <pic:cNvPr id="1879205638" name=""/>
+                    <pic:cNvPicPr/>
+                  </pic:nvPicPr>
+                  <pic:blipFill>
+                    <a:blip r:embed="rId14">
+                      <a:extLst>
+                        <a:ext uri="{28A0092B-C50C-407E-A947-70E740481C1C}">
+                          <a14:useLocalDpi xmlns:a14="http://schemas.microsoft.com/office/drawing/2010/main" val="0"/>
+                        </a:ext>
+                      </a:extLst>
+                    </a:blip>
+                    <a:stretch>
+                      <a:fillRect/>
+                    </a:stretch>
+                  </pic:blipFill>
+                  <pic:spPr>
+                    <a:xfrm>
+                      <a:off x="0" y="0"/>
+                      <a:ext cx="3778885" cy="3932555"/>
+                    </a:xfrm>
+                    <a:prstGeom prst="rect">
+                      <a:avLst/>
+                    </a:prstGeom>
+                  </pic:spPr>
+                </pic:pic>
+              </a:graphicData>
+            </a:graphic>
+            <wp14:sizeRelH relativeFrom="margin">
+              <wp14:pctWidth>0</wp14:pctWidth>
+            </wp14:sizeRelH>
+            <wp14:sizeRelV relativeFrom="margin">
+              <wp14:pctHeight>0</wp14:pctHeight>
+            </wp14:sizeRelV>
+          </wp:anchor>
+        </w:drawing>
+      </w:r>
+      <w:r>
+        <w:rPr>
+          <w:b/>
+          <w:bCs/>
+        </w:rPr>
+        <w:br/>
+      </w:r>
+      <w:r>
+        <w:t xml:space="preserve">El </w:t>
+      </w:r>
+      <w:proofErr w:type="spellStart"/>
+      <w:r>
+        <w:t>dataset</w:t>
+      </w:r>
+      <w:proofErr w:type="spellEnd"/>
+      <w:r>
+        <w:t xml:space="preserve"> tiene 13 columnas de las cuales 7 son cualitativas y 6 cuantitativas.</w:t>
+      </w:r>
+    </w:p>
     <w:p/>
+    <w:p/>
+    <w:p/>
+    <w:p/>
+    <w:p/>
+    <w:p/>
+    <w:p/>
+    <w:p/>
+    <w:p/>
+    <w:p/>
+    <w:p/>
+    <w:p/>
+    <w:p/>
+    <w:p/>
+    <w:p>
+      <w:r>
+        <w:rPr>
+          <w:noProof/>
+        </w:rPr>
+        <w:lastRenderedPageBreak/>
+        <w:drawing>
+          <wp:anchor distT="0" distB="0" distL="114300" distR="114300" simplePos="0" relativeHeight="251660288" behindDoc="0" locked="0" layoutInCell="1" allowOverlap="1" wp14:anchorId="7AADB3D3" wp14:editId="6ED9AFA3">
+            <wp:simplePos x="0" y="0"/>
+            <wp:positionH relativeFrom="margin">
+              <wp:align>center</wp:align>
+            </wp:positionH>
+            <wp:positionV relativeFrom="paragraph">
+              <wp:posOffset>657225</wp:posOffset>
+            </wp:positionV>
+            <wp:extent cx="5162550" cy="2981325"/>
+            <wp:effectExtent l="0" t="0" r="0" b="9525"/>
+            <wp:wrapSquare wrapText="bothSides"/>
+            <wp:docPr id="1739979571" name="Imagen 1"/>
+            <wp:cNvGraphicFramePr>
+              <a:graphicFrameLocks xmlns:a="http://schemas.openxmlformats.org/drawingml/2006/main" noChangeAspect="1"/>
+            </wp:cNvGraphicFramePr>
+            <a:graphic xmlns:a="http://schemas.openxmlformats.org/drawingml/2006/main">
+              <a:graphicData uri="http://schemas.openxmlformats.org/drawingml/2006/picture">
+                <pic:pic xmlns:pic="http://schemas.openxmlformats.org/drawingml/2006/picture">
+                  <pic:nvPicPr>
+                    <pic:cNvPr id="1739979571" name=""/>
+                    <pic:cNvPicPr/>
+                  </pic:nvPicPr>
+                  <pic:blipFill>
+                    <a:blip r:embed="rId15">
+                      <a:extLst>
+                        <a:ext uri="{28A0092B-C50C-407E-A947-70E740481C1C}">
+                          <a14:useLocalDpi xmlns:a14="http://schemas.microsoft.com/office/drawing/2010/main" val="0"/>
+                        </a:ext>
+                      </a:extLst>
+                    </a:blip>
+                    <a:stretch>
+                      <a:fillRect/>
+                    </a:stretch>
+                  </pic:blipFill>
+                  <pic:spPr>
+                    <a:xfrm>
+                      <a:off x="0" y="0"/>
+                      <a:ext cx="5162550" cy="2981325"/>
+                    </a:xfrm>
+                    <a:prstGeom prst="rect">
+                      <a:avLst/>
+                    </a:prstGeom>
+                  </pic:spPr>
+                </pic:pic>
+              </a:graphicData>
+            </a:graphic>
+          </wp:anchor>
+        </w:drawing>
+      </w:r>
+      <w:r>
+        <w:t xml:space="preserve">Al observar la media y la mediana se observa que no existe valores atípicos de las columnas de las variables excepto en </w:t>
+      </w:r>
+      <w:proofErr w:type="gramStart"/>
+      <w:r>
+        <w:t>parking</w:t>
+      </w:r>
+      <w:proofErr w:type="gramEnd"/>
+      <w:r>
+        <w:br/>
+      </w:r>
+      <w:r>
+        <w:br/>
+      </w:r>
+      <w:r>
+        <w:tab/>
+      </w:r>
+      <w:r>
+        <w:tab/>
+      </w:r>
+      <w:r>
+        <w:tab/>
+        <w:t xml:space="preserve">mediana </w:t>
+      </w:r>
+      <w:proofErr w:type="gramStart"/>
+      <w:r>
+        <w:t>parking</w:t>
+      </w:r>
+      <w:proofErr w:type="gramEnd"/>
+      <w:r>
+        <w:t xml:space="preserve"> = 0</w:t>
+      </w:r>
+      <w:r>
+        <w:br/>
+      </w:r>
+      <w:r>
+        <w:tab/>
+      </w:r>
+      <w:r>
+        <w:tab/>
+      </w:r>
+      <w:r>
+        <w:tab/>
+        <w:t xml:space="preserve">media </w:t>
+      </w:r>
+      <w:proofErr w:type="gramStart"/>
+      <w:r>
+        <w:t>parking</w:t>
+      </w:r>
+      <w:proofErr w:type="gramEnd"/>
+      <w:r>
+        <w:t xml:space="preserve"> = 0.69</w:t>
+      </w:r>
+    </w:p>
+    <w:p>
+      <w:r>
+        <w:rPr>
+          <w:noProof/>
+        </w:rPr>
+        <w:drawing>
+          <wp:anchor distT="0" distB="0" distL="114300" distR="114300" simplePos="0" relativeHeight="251661312" behindDoc="0" locked="0" layoutInCell="1" allowOverlap="1" wp14:anchorId="0D2DC3FB" wp14:editId="26AAE497">
+            <wp:simplePos x="0" y="0"/>
+            <wp:positionH relativeFrom="margin">
+              <wp:align>center</wp:align>
+            </wp:positionH>
+            <wp:positionV relativeFrom="paragraph">
+              <wp:posOffset>300990</wp:posOffset>
+            </wp:positionV>
+            <wp:extent cx="3419475" cy="3330575"/>
+            <wp:effectExtent l="0" t="0" r="9525" b="3175"/>
+            <wp:wrapSquare wrapText="bothSides"/>
+            <wp:docPr id="1252866652" name="Imagen 1"/>
+            <wp:cNvGraphicFramePr>
+              <a:graphicFrameLocks xmlns:a="http://schemas.openxmlformats.org/drawingml/2006/main" noChangeAspect="1"/>
+            </wp:cNvGraphicFramePr>
+            <a:graphic xmlns:a="http://schemas.openxmlformats.org/drawingml/2006/main">
+              <a:graphicData uri="http://schemas.openxmlformats.org/drawingml/2006/picture">
+                <pic:pic xmlns:pic="http://schemas.openxmlformats.org/drawingml/2006/picture">
+                  <pic:nvPicPr>
+                    <pic:cNvPr id="1252866652" name=""/>
+                    <pic:cNvPicPr/>
+                  </pic:nvPicPr>
+                  <pic:blipFill>
+                    <a:blip r:embed="rId16">
+                      <a:extLst>
+                        <a:ext uri="{28A0092B-C50C-407E-A947-70E740481C1C}">
+                          <a14:useLocalDpi xmlns:a14="http://schemas.microsoft.com/office/drawing/2010/main" val="0"/>
+                        </a:ext>
+                      </a:extLst>
+                    </a:blip>
+                    <a:stretch>
+                      <a:fillRect/>
+                    </a:stretch>
+                  </pic:blipFill>
+                  <pic:spPr>
+                    <a:xfrm>
+                      <a:off x="0" y="0"/>
+                      <a:ext cx="3419475" cy="3330575"/>
+                    </a:xfrm>
+                    <a:prstGeom prst="rect">
+                      <a:avLst/>
+                    </a:prstGeom>
+                  </pic:spPr>
+                </pic:pic>
+              </a:graphicData>
+            </a:graphic>
+            <wp14:sizeRelH relativeFrom="margin">
+              <wp14:pctWidth>0</wp14:pctWidth>
+            </wp14:sizeRelH>
+            <wp14:sizeRelV relativeFrom="margin">
+              <wp14:pctHeight>0</wp14:pctHeight>
+            </wp14:sizeRelV>
+          </wp:anchor>
+        </w:drawing>
+      </w:r>
+      <w:r>
+        <w:t xml:space="preserve">Se observa q la cantidad de </w:t>
+      </w:r>
+      <w:proofErr w:type="gramStart"/>
+      <w:r>
+        <w:t>parking</w:t>
+      </w:r>
+      <w:proofErr w:type="gramEnd"/>
+      <w:r>
+        <w:t xml:space="preserve"> esta entre 0 y 3.</w:t>
+      </w:r>
+      <w:r>
+        <w:br/>
+      </w:r>
+      <w:r>
+        <w:br/>
+      </w:r>
+      <w:r>
+        <w:br/>
+      </w:r>
+      <w:r>
+        <w:br/>
+      </w:r>
+      <w:r>
+        <w:br/>
+      </w:r>
+      <w:r>
+        <w:br/>
+      </w:r>
+    </w:p>
+    <w:p/>
+    <w:p/>
+    <w:p/>
+    <w:p/>
+    <w:p/>
+    <w:p/>
+    <w:p/>
+    <w:p/>
+    <w:p/>
+    <w:p>
+      <w:r>
+        <w:t xml:space="preserve">Usando el método Inter cuartil para calcula </w:t>
+      </w:r>
+      <w:proofErr w:type="spellStart"/>
+      <w:r>
+        <w:t>outliers</w:t>
+      </w:r>
+      <w:proofErr w:type="spellEnd"/>
+      <w:r>
+        <w:t xml:space="preserve"> se determina que </w:t>
+      </w:r>
+      <w:proofErr w:type="gramStart"/>
+      <w:r>
+        <w:t>todos las filas</w:t>
+      </w:r>
+      <w:proofErr w:type="gramEnd"/>
+      <w:r>
+        <w:t xml:space="preserve"> con </w:t>
+      </w:r>
+      <w:proofErr w:type="gramStart"/>
+      <w:r>
+        <w:t>3  parking</w:t>
+      </w:r>
+      <w:proofErr w:type="gramEnd"/>
+      <w:r>
+        <w:t xml:space="preserve"> son atípicas.</w:t>
+      </w:r>
+    </w:p>
+    <w:p/>
+    <w:p>
+      <w:r>
+        <w:lastRenderedPageBreak/>
+        <w:t>Se hace un análisis similar para las demás columnas:</w:t>
+      </w:r>
+    </w:p>
+    <w:p>
+      <w:r>
+        <w:rPr>
+          <w:noProof/>
+        </w:rPr>
+        <w:drawing>
+          <wp:inline distT="0" distB="0" distL="0" distR="0" wp14:anchorId="18D39ECB" wp14:editId="097F8EAB">
+            <wp:extent cx="4914900" cy="6972300"/>
+            <wp:effectExtent l="0" t="0" r="0" b="0"/>
+            <wp:docPr id="105611936" name="Imagen 1"/>
+            <wp:cNvGraphicFramePr>
+              <a:graphicFrameLocks xmlns:a="http://schemas.openxmlformats.org/drawingml/2006/main" noChangeAspect="1"/>
+            </wp:cNvGraphicFramePr>
+            <a:graphic xmlns:a="http://schemas.openxmlformats.org/drawingml/2006/main">
+              <a:graphicData uri="http://schemas.openxmlformats.org/drawingml/2006/picture">
+                <pic:pic xmlns:pic="http://schemas.openxmlformats.org/drawingml/2006/picture">
+                  <pic:nvPicPr>
+                    <pic:cNvPr id="105611936" name=""/>
+                    <pic:cNvPicPr/>
+                  </pic:nvPicPr>
+                  <pic:blipFill>
+                    <a:blip r:embed="rId17"/>
+                    <a:stretch>
+                      <a:fillRect/>
+                    </a:stretch>
+                  </pic:blipFill>
+                  <pic:spPr>
+                    <a:xfrm>
+                      <a:off x="0" y="0"/>
+                      <a:ext cx="4914900" cy="6972300"/>
+                    </a:xfrm>
+                    <a:prstGeom prst="rect">
+                      <a:avLst/>
+                    </a:prstGeom>
+                  </pic:spPr>
+                </pic:pic>
+              </a:graphicData>
+            </a:graphic>
+          </wp:inline>
+        </w:drawing>
+      </w:r>
+      <w:r>
+        <w:br/>
+        <w:t xml:space="preserve">En el caso de las variables área y </w:t>
+      </w:r>
+      <w:proofErr w:type="gramStart"/>
+      <w:r>
+        <w:t>precio ,</w:t>
+      </w:r>
+      <w:proofErr w:type="gramEnd"/>
+      <w:r>
+        <w:t xml:space="preserve"> que son continuas se establece un limite en el que a partir de cual los valores mayores a este son considerados </w:t>
+      </w:r>
+      <w:proofErr w:type="spellStart"/>
+      <w:r>
+        <w:t>outliers</w:t>
+      </w:r>
+      <w:proofErr w:type="spellEnd"/>
+      <w:r>
+        <w:t>.</w:t>
+      </w:r>
+    </w:p>
+    <w:p/>
+    <w:p/>
+    <w:p/>
+    <w:p>
+      <w:r>
+        <w:rPr>
+          <w:noProof/>
+        </w:rPr>
+        <w:lastRenderedPageBreak/>
+        <w:drawing>
+          <wp:inline distT="0" distB="0" distL="0" distR="0" wp14:anchorId="331DA06B" wp14:editId="3C1E8B81">
+            <wp:extent cx="4524375" cy="3736766"/>
+            <wp:effectExtent l="0" t="0" r="0" b="0"/>
+            <wp:docPr id="1735471699" name="Imagen 1"/>
+            <wp:cNvGraphicFramePr>
+              <a:graphicFrameLocks xmlns:a="http://schemas.openxmlformats.org/drawingml/2006/main" noChangeAspect="1"/>
+            </wp:cNvGraphicFramePr>
+            <a:graphic xmlns:a="http://schemas.openxmlformats.org/drawingml/2006/main">
+              <a:graphicData uri="http://schemas.openxmlformats.org/drawingml/2006/picture">
+                <pic:pic xmlns:pic="http://schemas.openxmlformats.org/drawingml/2006/picture">
+                  <pic:nvPicPr>
+                    <pic:cNvPr id="1735471699" name=""/>
+                    <pic:cNvPicPr/>
+                  </pic:nvPicPr>
+                  <pic:blipFill>
+                    <a:blip r:embed="rId18"/>
+                    <a:stretch>
+                      <a:fillRect/>
+                    </a:stretch>
+                  </pic:blipFill>
+                  <pic:spPr>
+                    <a:xfrm>
+                      <a:off x="0" y="0"/>
+                      <a:ext cx="4527159" cy="3739065"/>
+                    </a:xfrm>
+                    <a:prstGeom prst="rect">
+                      <a:avLst/>
+                    </a:prstGeom>
+                  </pic:spPr>
+                </pic:pic>
+              </a:graphicData>
+            </a:graphic>
+          </wp:inline>
+        </w:drawing>
+      </w:r>
+      <w:r>
+        <w:br/>
+      </w:r>
+      <w:r>
+        <w:rPr>
+          <w:noProof/>
+        </w:rPr>
+        <w:drawing>
+          <wp:inline distT="0" distB="0" distL="0" distR="0" wp14:anchorId="4F20F631" wp14:editId="3E9197CF">
+            <wp:extent cx="4972050" cy="3867150"/>
+            <wp:effectExtent l="0" t="0" r="0" b="0"/>
+            <wp:docPr id="44657363" name="Imagen 1"/>
+            <wp:cNvGraphicFramePr>
+              <a:graphicFrameLocks xmlns:a="http://schemas.openxmlformats.org/drawingml/2006/main" noChangeAspect="1"/>
+            </wp:cNvGraphicFramePr>
+            <a:graphic xmlns:a="http://schemas.openxmlformats.org/drawingml/2006/main">
+              <a:graphicData uri="http://schemas.openxmlformats.org/drawingml/2006/picture">
+                <pic:pic xmlns:pic="http://schemas.openxmlformats.org/drawingml/2006/picture">
+                  <pic:nvPicPr>
+                    <pic:cNvPr id="44657363" name=""/>
+                    <pic:cNvPicPr/>
+                  </pic:nvPicPr>
+                  <pic:blipFill>
+                    <a:blip r:embed="rId19"/>
+                    <a:stretch>
+                      <a:fillRect/>
+                    </a:stretch>
+                  </pic:blipFill>
+                  <pic:spPr>
+                    <a:xfrm>
+                      <a:off x="0" y="0"/>
+                      <a:ext cx="4972050" cy="3867150"/>
+                    </a:xfrm>
+                    <a:prstGeom prst="rect">
+                      <a:avLst/>
+                    </a:prstGeom>
+                  </pic:spPr>
+                </pic:pic>
+              </a:graphicData>
+            </a:graphic>
+          </wp:inline>
+        </w:drawing>
+      </w:r>
+    </w:p>
+    <w:p/>
+    <w:p/>
+    <w:p>
+      <w:r>
+        <w:rPr>
+          <w:noProof/>
+        </w:rPr>
+        <w:lastRenderedPageBreak/>
+        <w:drawing>
+          <wp:inline distT="0" distB="0" distL="0" distR="0" wp14:anchorId="64B30DCE" wp14:editId="442594E4">
+            <wp:extent cx="4886325" cy="3829050"/>
+            <wp:effectExtent l="0" t="0" r="9525" b="0"/>
+            <wp:docPr id="1198140244" name="Imagen 1"/>
+            <wp:cNvGraphicFramePr>
+              <a:graphicFrameLocks xmlns:a="http://schemas.openxmlformats.org/drawingml/2006/main" noChangeAspect="1"/>
+            </wp:cNvGraphicFramePr>
+            <a:graphic xmlns:a="http://schemas.openxmlformats.org/drawingml/2006/main">
+              <a:graphicData uri="http://schemas.openxmlformats.org/drawingml/2006/picture">
+                <pic:pic xmlns:pic="http://schemas.openxmlformats.org/drawingml/2006/picture">
+                  <pic:nvPicPr>
+                    <pic:cNvPr id="1198140244" name=""/>
+                    <pic:cNvPicPr/>
+                  </pic:nvPicPr>
+                  <pic:blipFill>
+                    <a:blip r:embed="rId20"/>
+                    <a:stretch>
+                      <a:fillRect/>
+                    </a:stretch>
+                  </pic:blipFill>
+                  <pic:spPr>
+                    <a:xfrm>
+                      <a:off x="0" y="0"/>
+                      <a:ext cx="4886325" cy="3829050"/>
+                    </a:xfrm>
+                    <a:prstGeom prst="rect">
+                      <a:avLst/>
+                    </a:prstGeom>
+                  </pic:spPr>
+                </pic:pic>
+              </a:graphicData>
+            </a:graphic>
+          </wp:inline>
+        </w:drawing>
+      </w:r>
+    </w:p>
     <w:sectPr>
       <w:pgSz w:w="11906" w:h="16838"/>
       <w:pgMar w:top="1417" w:right="1701" w:bottom="1417" w:left="1701" w:header="708" w:footer="708" w:gutter="0"/>
@@ -3292,23 +3971,6 @@
 </file>
 
 <file path=customXml/item1.xml><?xml version="1.0" encoding="utf-8"?>
-<p:properties xmlns:p="http://schemas.microsoft.com/office/2006/metadata/properties" xmlns:xsi="http://www.w3.org/2001/XMLSchema-instance" xmlns:pc="http://schemas.microsoft.com/office/infopath/2007/PartnerControls">
-  <documentManagement>
-    <_activity xmlns="717094d5-2e8b-4441-bf6f-781eafa56bcf" xsi:nil="true"/>
-  </documentManagement>
-</p:properties>
-</file>
-
-<file path=customXml/item2.xml><?xml version="1.0" encoding="utf-8"?>
-<?mso-contentType ?>
-<FormTemplates xmlns="http://schemas.microsoft.com/sharepoint/v3/contenttype/forms">
-  <Display>DocumentLibraryForm</Display>
-  <Edit>DocumentLibraryForm</Edit>
-  <New>DocumentLibraryForm</New>
-</FormTemplates>
-</file>
-
-<file path=customXml/item3.xml><?xml version="1.0" encoding="utf-8"?>
 <ct:contentTypeSchema xmlns:ct="http://schemas.microsoft.com/office/2006/metadata/contentType" xmlns:ma="http://schemas.microsoft.com/office/2006/metadata/properties/metaAttributes" ct:_="" ma:_="" ma:contentTypeName="Document" ma:contentTypeID="0x0101000A48FFF60FEE084680239702DB2D0D26" ma:contentTypeVersion="15" ma:contentTypeDescription="Create a new document." ma:contentTypeScope="" ma:versionID="42ff35a0b2e92c1acb5bd54fdb07a557">
   <xsd:schema xmlns:xsd="http://www.w3.org/2001/XMLSchema" xmlns:xs="http://www.w3.org/2001/XMLSchema" xmlns:p="http://schemas.microsoft.com/office/2006/metadata/properties" xmlns:ns3="717094d5-2e8b-4441-bf6f-781eafa56bcf" xmlns:ns4="b6a2eb8e-c266-403f-8a29-a4e025750b3d" targetNamespace="http://schemas.microsoft.com/office/2006/metadata/properties" ma:root="true" ma:fieldsID="0ffdff0454d0fceff9dc0ffefc2b168e" ns3:_="" ns4:_="">
     <xsd:import namespace="717094d5-2e8b-4441-bf6f-781eafa56bcf"/>
@@ -3541,25 +4203,24 @@
 </ct:contentTypeSchema>
 </file>
 
-<file path=customXml/itemProps1.xml><?xml version="1.0" encoding="utf-8"?>
-<ds:datastoreItem xmlns:ds="http://schemas.openxmlformats.org/officeDocument/2006/customXml" ds:itemID="{FCFA6FA1-2914-4D48-BD1B-78BFDC95F3CA}">
-  <ds:schemaRefs>
-    <ds:schemaRef ds:uri="http://schemas.microsoft.com/office/2006/metadata/properties"/>
-    <ds:schemaRef ds:uri="http://schemas.microsoft.com/office/infopath/2007/PartnerControls"/>
-    <ds:schemaRef ds:uri="717094d5-2e8b-4441-bf6f-781eafa56bcf"/>
-  </ds:schemaRefs>
-</ds:datastoreItem>
+<file path=customXml/item2.xml><?xml version="1.0" encoding="utf-8"?>
+<?mso-contentType ?>
+<FormTemplates xmlns="http://schemas.microsoft.com/sharepoint/v3/contenttype/forms">
+  <Display>DocumentLibraryForm</Display>
+  <Edit>DocumentLibraryForm</Edit>
+  <New>DocumentLibraryForm</New>
+</FormTemplates>
 </file>
 
-<file path=customXml/itemProps2.xml><?xml version="1.0" encoding="utf-8"?>
-<ds:datastoreItem xmlns:ds="http://schemas.openxmlformats.org/officeDocument/2006/customXml" ds:itemID="{90BC9242-48D5-4A10-A5A7-A60741B1BC91}">
-  <ds:schemaRefs>
-    <ds:schemaRef ds:uri="http://schemas.microsoft.com/sharepoint/v3/contenttype/forms"/>
-  </ds:schemaRefs>
-</ds:datastoreItem>
+<file path=customXml/item3.xml><?xml version="1.0" encoding="utf-8"?>
+<p:properties xmlns:p="http://schemas.microsoft.com/office/2006/metadata/properties" xmlns:xsi="http://www.w3.org/2001/XMLSchema-instance" xmlns:pc="http://schemas.microsoft.com/office/infopath/2007/PartnerControls">
+  <documentManagement>
+    <_activity xmlns="717094d5-2e8b-4441-bf6f-781eafa56bcf" xsi:nil="true"/>
+  </documentManagement>
+</p:properties>
 </file>
 
-<file path=customXml/itemProps3.xml><?xml version="1.0" encoding="utf-8"?>
+<file path=customXml/itemProps1.xml><?xml version="1.0" encoding="utf-8"?>
 <ds:datastoreItem xmlns:ds="http://schemas.openxmlformats.org/officeDocument/2006/customXml" ds:itemID="{108373B3-7338-485B-8177-4D8F23DB60D8}">
   <ds:schemaRefs>
     <ds:schemaRef ds:uri="http://schemas.microsoft.com/office/2006/metadata/contentType"/>
@@ -3576,4 +4237,22 @@
     <ds:schemaRef ds:uri="http://schemas.microsoft.com/internal/obd"/>
   </ds:schemaRefs>
 </ds:datastoreItem>
+</file>
+
+<file path=customXml/itemProps2.xml><?xml version="1.0" encoding="utf-8"?>
+<ds:datastoreItem xmlns:ds="http://schemas.openxmlformats.org/officeDocument/2006/customXml" ds:itemID="{90BC9242-48D5-4A10-A5A7-A60741B1BC91}">
+  <ds:schemaRefs>
+    <ds:schemaRef ds:uri="http://schemas.microsoft.com/sharepoint/v3/contenttype/forms"/>
+  </ds:schemaRefs>
+</ds:datastoreItem>
+</file>
+
+<file path=customXml/itemProps3.xml><?xml version="1.0" encoding="utf-8"?>
+<ds:datastoreItem xmlns:ds="http://schemas.openxmlformats.org/officeDocument/2006/customXml" ds:itemID="{FCFA6FA1-2914-4D48-BD1B-78BFDC95F3CA}">
+  <ds:schemaRefs>
+    <ds:schemaRef ds:uri="http://schemas.microsoft.com/office/2006/metadata/properties"/>
+    <ds:schemaRef ds:uri="http://schemas.microsoft.com/office/infopath/2007/PartnerControls"/>
+    <ds:schemaRef ds:uri="717094d5-2e8b-4441-bf6f-781eafa56bcf"/>
+  </ds:schemaRefs>
+</ds:datastoreItem>
 </file>